--- a/website/training/SecureObs_Nurse_Route_Training_Manual.docx
+++ b/website/training/SecureObs_Nurse_Route_Training_Manual.docx
@@ -362,7 +362,7 @@
           <w:color w:val="486274"/>
           <w:sz w:val="18"/>
         </w:rPr>
-        <w:t>Version 1.0 • July 2026 • For nurses, nurse in charge, ward staff and clinical trainers</w:t>
+        <w:t>Version 1.1 • September 2026 • For nurses, nurse in charge, ward staff and clinical trainers</w:t>
       </w:r>
     </w:p>
     <w:p>
@@ -811,7 +811,7 @@
                 <w:color w:val="2D4652"/>
                 <w:sz w:val="18"/>
               </w:rPr>
-              <w:t>Use NFC staff card or STAFFCODE/PIN. If prompted to change PIN, complete this before starting clinical work.</w:t>
+              <w:t>Use NFC staff card or STAFFCODE/PIN. If prompted to change PIN, complete this before starting clinical work. Temporary staff should also check the allocation start and end time shown in the current session.</w:t>
             </w:r>
           </w:p>
         </w:tc>
@@ -1408,7 +1408,7 @@
                 <w:color w:val="1F3642"/>
                 <w:sz w:val="18"/>
               </w:rPr>
-              <w:t>Record where the patient was seen: side room, day room, corridor, dining room, bathroom, laundry, off ward or LOA.</w:t>
+              <w:t>Record where the patient was actually seen using the location labels configured for that ward.</w:t>
             </w:r>
           </w:p>
         </w:tc>
@@ -1647,7 +1647,7 @@
                 <w:color w:val="082A58"/>
                 <w:sz w:val="18"/>
               </w:rPr>
-              <w:t>If the check is overdue</w:t>
+              <w:t>If the check is late</w:t>
             </w:r>
           </w:p>
         </w:tc>
@@ -1680,7 +1680,75 @@
                 <w:color w:val="1F3642"/>
                 <w:sz w:val="18"/>
               </w:rPr>
-              <w:t>Choose the missed/overdue reason where prompted and add context if required.</w:t>
+              <w:t>A late check is recorded from the due time. During the first five minutes, save the completed check without a mandatory reason; after five minutes, choose the missed/overdue reason and add context.</w:t>
+            </w:r>
+          </w:p>
+        </w:tc>
+      </w:tr>
+      <w:tr>
+        <w:tc>
+          <w:tcPr>
+            <w:tcW w:type="dxa" w:w="3240"/>
+            <w:shd w:fill="F3F8FA"/>
+            <w:tcBorders>
+              <w:top w:val="single" w:sz="6" w:space="0" w:color="D6E5EC"/>
+              <w:left w:val="single" w:sz="6" w:space="0" w:color="D6E5EC"/>
+              <w:bottom w:val="single" w:sz="6" w:space="0" w:color="D6E5EC"/>
+              <w:right w:val="single" w:sz="6" w:space="0" w:color="D6E5EC"/>
+            </w:tcBorders>
+            <w:tcMar>
+              <w:top w:w="90" w:type="dxa"/>
+              <w:start w:w="120" w:type="dxa"/>
+              <w:bottom w:w="90" w:type="dxa"/>
+              <w:end w:w="120" w:type="dxa"/>
+            </w:tcMar>
+            <w:vAlign w:val="center"/>
+          </w:tcPr>
+          <w:p>
+            <w:pPr>
+              <w:spacing w:after="0"/>
+            </w:pPr>
+            <w:r>
+              <w:rPr>
+                <w:rFonts w:ascii="Arial" w:hAnsi="Arial"/>
+                <w:b/>
+                <w:color w:val="082A58"/>
+                <w:sz w:val="18"/>
+              </w:rPr>
+              <w:t>NFC or QR verification</w:t>
+            </w:r>
+          </w:p>
+        </w:tc>
+        <w:tc>
+          <w:tcPr>
+            <w:tcW w:type="dxa" w:w="6048"/>
+            <w:shd w:fill="FFFFFF"/>
+            <w:tcBorders>
+              <w:top w:val="single" w:sz="6" w:space="0" w:color="D6E5EC"/>
+              <w:left w:val="single" w:sz="6" w:space="0" w:color="D6E5EC"/>
+              <w:bottom w:val="single" w:sz="6" w:space="0" w:color="D6E5EC"/>
+              <w:right w:val="single" w:sz="6" w:space="0" w:color="D6E5EC"/>
+            </w:tcBorders>
+            <w:tcMar>
+              <w:top w:w="90" w:type="dxa"/>
+              <w:start w:w="120" w:type="dxa"/>
+              <w:bottom w:w="90" w:type="dxa"/>
+              <w:end w:w="120" w:type="dxa"/>
+            </w:tcMar>
+            <w:vAlign w:val="center"/>
+          </w:tcPr>
+          <w:p>
+            <w:pPr>
+              <w:spacing w:after="0"/>
+            </w:pPr>
+            <w:r>
+              <w:rPr>
+                <w:rFonts w:ascii="Arial" w:hAnsi="Arial"/>
+                <w:b w:val="0"/>
+                <w:color w:val="1F3642"/>
+                <w:sz w:val="18"/>
+              </w:rPr>
+              <w:t>Where enabled, scan the room or personal tag and confirm that you directly observed the selected patient. If the scan identifies another patient, stop and correct the selection.</w:t>
             </w:r>
           </w:p>
         </w:tc>
@@ -1737,7 +1805,7 @@
                 <w:color w:val="264859"/>
                 <w:sz w:val="19"/>
               </w:rPr>
-              <w:t>The due time is based on the ward observation interval or the patient’s enhanced observation plan. If the app shows a check as overdue, record the reason honestly and escalate according to local policy.</w:t>
+              <w:t>The due time is based on the ward observation interval or the patient's enhanced observation plan. A late record remains visible immediately; the five-minute grace period only delays the mandatory reason. Record the reason honestly once required and escalate according to local policy.</w:t>
             </w:r>
           </w:p>
         </w:tc>
@@ -2300,6 +2368,74 @@
                 <w:sz w:val="18"/>
               </w:rPr>
               <w:t>Review patient progress and visual summaries across clinical activity.</w:t>
+            </w:r>
+          </w:p>
+        </w:tc>
+      </w:tr>
+      <w:tr>
+        <w:tc>
+          <w:tcPr>
+            <w:tcW w:type="dxa" w:w="3240"/>
+            <w:shd w:fill="F3F8FA"/>
+            <w:tcBorders>
+              <w:top w:val="single" w:sz="6" w:space="0" w:color="D6E5EC"/>
+              <w:left w:val="single" w:sz="6" w:space="0" w:color="D6E5EC"/>
+              <w:bottom w:val="single" w:sz="6" w:space="0" w:color="D6E5EC"/>
+              <w:right w:val="single" w:sz="6" w:space="0" w:color="D6E5EC"/>
+            </w:tcBorders>
+            <w:tcMar>
+              <w:top w:w="90" w:type="dxa"/>
+              <w:start w:w="120" w:type="dxa"/>
+              <w:bottom w:w="90" w:type="dxa"/>
+              <w:end w:w="120" w:type="dxa"/>
+            </w:tcMar>
+            <w:vAlign w:val="center"/>
+          </w:tcPr>
+          <w:p>
+            <w:pPr>
+              <w:spacing w:after="0"/>
+            </w:pPr>
+            <w:r>
+              <w:rPr>
+                <w:rFonts w:ascii="Arial" w:hAnsi="Arial"/>
+                <w:b/>
+                <w:color w:val="082A58"/>
+                <w:sz w:val="18"/>
+              </w:rPr>
+              <w:t>Desktop notes and care plans</w:t>
+            </w:r>
+          </w:p>
+        </w:tc>
+        <w:tc>
+          <w:tcPr>
+            <w:tcW w:type="dxa" w:w="6048"/>
+            <w:shd w:fill="FFFFFF"/>
+            <w:tcBorders>
+              <w:top w:val="single" w:sz="6" w:space="0" w:color="D6E5EC"/>
+              <w:left w:val="single" w:sz="6" w:space="0" w:color="D6E5EC"/>
+              <w:bottom w:val="single" w:sz="6" w:space="0" w:color="D6E5EC"/>
+              <w:right w:val="single" w:sz="6" w:space="0" w:color="D6E5EC"/>
+            </w:tcBorders>
+            <w:tcMar>
+              <w:top w:w="90" w:type="dxa"/>
+              <w:start w:w="120" w:type="dxa"/>
+              <w:bottom w:w="90" w:type="dxa"/>
+              <w:end w:w="120" w:type="dxa"/>
+            </w:tcMar>
+            <w:vAlign w:val="center"/>
+          </w:tcPr>
+          <w:p>
+            <w:pPr>
+              <w:spacing w:after="0"/>
+            </w:pPr>
+            <w:r>
+              <w:rPr>
+                <w:rFonts w:ascii="Arial" w:hAnsi="Arial"/>
+                <w:b w:val="0"/>
+                <w:color w:val="1F3642"/>
+                <w:sz w:val="18"/>
+              </w:rPr>
+              <w:t>Authorised staff can use the SecureObs staff website for longer notes and care-plan writing. Confirm the correct patient and ward before saving.</w:t>
             </w:r>
           </w:p>
         </w:tc>
@@ -3625,7 +3761,7 @@
                 <w:color w:val="1F3642"/>
                 <w:sz w:val="18"/>
               </w:rPr>
-              <w:t>If the sync badge shows pending items, open it before leaving the tablet. Retry or review failed uploads according to local process.</w:t>
+              <w:t>Open the sync status to see which record is waiting and the human-readable failure reason. Do not assume a queued record has reached the server.</w:t>
             </w:r>
           </w:p>
         </w:tc>
@@ -3693,7 +3829,7 @@
                 <w:color w:val="1F3642"/>
                 <w:sz w:val="18"/>
               </w:rPr>
-              <w:t>SecureObs can queue failed saves locally. Continue to check that items eventually upload once connection returns.</w:t>
+              <w:t>Supported records can queue locally. When connectivity returns, sign in with an authorised staff session, retry and confirm SecureObs reports successful synchronisation.</w:t>
             </w:r>
           </w:p>
         </w:tc>
@@ -3762,6 +3898,74 @@
                 <w:sz w:val="18"/>
               </w:rPr>
               <w:t>If the tablet is unused, it locks after the ward timeout. Activity resets the countdown.</w:t>
+            </w:r>
+          </w:p>
+        </w:tc>
+      </w:tr>
+      <w:tr>
+        <w:tc>
+          <w:tcPr>
+            <w:tcW w:type="dxa" w:w="3240"/>
+            <w:shd w:fill="F3F8FA"/>
+            <w:tcBorders>
+              <w:top w:val="single" w:sz="6" w:space="0" w:color="D6E5EC"/>
+              <w:left w:val="single" w:sz="6" w:space="0" w:color="D6E5EC"/>
+              <w:bottom w:val="single" w:sz="6" w:space="0" w:color="D6E5EC"/>
+              <w:right w:val="single" w:sz="6" w:space="0" w:color="D6E5EC"/>
+            </w:tcBorders>
+            <w:tcMar>
+              <w:top w:w="90" w:type="dxa"/>
+              <w:start w:w="120" w:type="dxa"/>
+              <w:bottom w:w="90" w:type="dxa"/>
+              <w:end w:w="120" w:type="dxa"/>
+            </w:tcMar>
+            <w:vAlign w:val="center"/>
+          </w:tcPr>
+          <w:p>
+            <w:pPr>
+              <w:spacing w:after="0"/>
+            </w:pPr>
+            <w:r>
+              <w:rPr>
+                <w:rFonts w:ascii="Arial" w:hAnsi="Arial"/>
+                <w:b/>
+                <w:color w:val="082A58"/>
+                <w:sz w:val="18"/>
+              </w:rPr>
+              <w:t>Temporary session ending</w:t>
+            </w:r>
+          </w:p>
+        </w:tc>
+        <w:tc>
+          <w:tcPr>
+            <w:tcW w:type="dxa" w:w="6048"/>
+            <w:shd w:fill="FFFFFF"/>
+            <w:tcBorders>
+              <w:top w:val="single" w:sz="6" w:space="0" w:color="D6E5EC"/>
+              <w:left w:val="single" w:sz="6" w:space="0" w:color="D6E5EC"/>
+              <w:bottom w:val="single" w:sz="6" w:space="0" w:color="D6E5EC"/>
+              <w:right w:val="single" w:sz="6" w:space="0" w:color="D6E5EC"/>
+            </w:tcBorders>
+            <w:tcMar>
+              <w:top w:w="90" w:type="dxa"/>
+              <w:start w:w="120" w:type="dxa"/>
+              <w:bottom w:w="90" w:type="dxa"/>
+              <w:end w:w="120" w:type="dxa"/>
+            </w:tcMar>
+            <w:vAlign w:val="center"/>
+          </w:tcPr>
+          <w:p>
+            <w:pPr>
+              <w:spacing w:after="0"/>
+            </w:pPr>
+            <w:r>
+              <w:rPr>
+                <w:rFonts w:ascii="Arial" w:hAnsi="Arial"/>
+                <w:b w:val="0"/>
+                <w:color w:val="1F3642"/>
+                <w:sz w:val="18"/>
+              </w:rPr>
+              <w:t>Five minutes before a temporary allocation expires, save notes and unfinished work. SecureObs signs the worker out at the saved end time.</w:t>
             </w:r>
           </w:p>
         </w:tc>
@@ -4046,6 +4250,20 @@
           <w:color w:val="1E3744"/>
           <w:sz w:val="19"/>
         </w:rPr>
+        <w:t>Where verification is enabled, scan the correct NFC/QR tag and confirm direct visual observation.</w:t>
+      </w:r>
+    </w:p>
+    <w:p>
+      <w:pPr>
+        <w:pStyle w:val="ListBullet"/>
+        <w:spacing w:after="60"/>
+      </w:pPr>
+      <w:r>
+        <w:rPr>
+          <w:rFonts w:ascii="Arial" w:hAnsi="Arial"/>
+          <w:color w:val="1E3744"/>
+          <w:sz w:val="19"/>
+        </w:rPr>
         <w:t>Complete NEWS2, food/fluid, enhanced observations or medication records where needed.</w:t>
       </w:r>
     </w:p>
@@ -4103,6 +4321,11 @@
           <w:sz w:val="19"/>
         </w:rPr>
         <w:t>Check there are no unresolved sync issues before closing the app.</w:t>
+      </w:r>
+    </w:p>
+    <w:p>
+      <w:r>
+        <w:br w:type="page"/>
       </w:r>
     </w:p>
     <w:p>
@@ -4390,6 +4613,74 @@
                 <w:sz w:val="18"/>
               </w:rPr>
               <w:t>Open sync status, retry when online, or escalate if it needs review.</w:t>
+            </w:r>
+          </w:p>
+        </w:tc>
+      </w:tr>
+      <w:tr>
+        <w:tc>
+          <w:tcPr>
+            <w:tcW w:type="dxa" w:w="3240"/>
+            <w:shd w:fill="F3F8FA"/>
+            <w:tcBorders>
+              <w:top w:val="single" w:sz="6" w:space="0" w:color="D6E5EC"/>
+              <w:left w:val="single" w:sz="6" w:space="0" w:color="D6E5EC"/>
+              <w:bottom w:val="single" w:sz="6" w:space="0" w:color="D6E5EC"/>
+              <w:right w:val="single" w:sz="6" w:space="0" w:color="D6E5EC"/>
+            </w:tcBorders>
+            <w:tcMar>
+              <w:top w:w="90" w:type="dxa"/>
+              <w:start w:w="120" w:type="dxa"/>
+              <w:bottom w:w="90" w:type="dxa"/>
+              <w:end w:w="120" w:type="dxa"/>
+            </w:tcMar>
+            <w:vAlign w:val="center"/>
+          </w:tcPr>
+          <w:p>
+            <w:pPr>
+              <w:spacing w:after="0"/>
+            </w:pPr>
+            <w:r>
+              <w:rPr>
+                <w:rFonts w:ascii="Arial" w:hAnsi="Arial"/>
+                <w:b/>
+                <w:color w:val="082A58"/>
+                <w:sz w:val="18"/>
+              </w:rPr>
+              <w:t>Upload requests sign-in</w:t>
+            </w:r>
+          </w:p>
+        </w:tc>
+        <w:tc>
+          <w:tcPr>
+            <w:tcW w:type="dxa" w:w="6048"/>
+            <w:shd w:fill="FFFFFF"/>
+            <w:tcBorders>
+              <w:top w:val="single" w:sz="6" w:space="0" w:color="D6E5EC"/>
+              <w:left w:val="single" w:sz="6" w:space="0" w:color="D6E5EC"/>
+              <w:bottom w:val="single" w:sz="6" w:space="0" w:color="D6E5EC"/>
+              <w:right w:val="single" w:sz="6" w:space="0" w:color="D6E5EC"/>
+            </w:tcBorders>
+            <w:tcMar>
+              <w:top w:w="90" w:type="dxa"/>
+              <w:start w:w="120" w:type="dxa"/>
+              <w:bottom w:w="90" w:type="dxa"/>
+              <w:end w:w="120" w:type="dxa"/>
+            </w:tcMar>
+            <w:vAlign w:val="center"/>
+          </w:tcPr>
+          <w:p>
+            <w:pPr>
+              <w:spacing w:after="0"/>
+            </w:pPr>
+            <w:r>
+              <w:rPr>
+                <w:rFonts w:ascii="Arial" w:hAnsi="Arial"/>
+                <w:b w:val="0"/>
+                <w:color w:val="1F3642"/>
+                <w:sz w:val="18"/>
+              </w:rPr>
+              <w:t>Sign in again with an authorised NFC card or STAFFCODE/PIN, retry the named item and confirm that it leaves the queue.</w:t>
             </w:r>
           </w:p>
         </w:tc>
